--- a/a7/packages/A7 Unit 4 - Solving Problems with Rational Numbers/Lesson Plans/A7 4.04  Lesson Plan.docx
+++ b/a7/packages/A7 Unit 4 - Solving Problems with Rational Numbers/Lesson Plans/A7 4.04  Lesson Plan.docx
@@ -3135,7 +3135,7 @@
                 <w:color w:val="1A1A1A"/>
                 <w:sz w:val="20"/>
               </w:rPr>
-              <w:t>A sum of a three-digit and a two-digit measurement can have four significant digits. How is that possible, when a product of the same two could only have two?</w:t>
+              <w:t>A sum of two two-digit measurements can have three significant digits. How is that possible, when a product of the same two could only have two?</w:t>
             </w:r>
           </w:p>
         </w:tc>
@@ -3557,7 +3557,7 @@
                 <w:color w:val="1A1A1A"/>
                 <w:sz w:val="18"/>
               </w:rPr>
-              <w:t>2 — the trailing zero was dropped [8.NSO.1.6 clarification: a trailing zero after a decimal point is significant]; 5 — the leading zeros were counted [8.NSO.1.6: leading zeros are never significant]</w:t>
+              <w:t>2 — the trailing zero was dropped [B1G-M 8.NSO.1.6: a trailing zero after a decimal point is significant]; 5 — the leading zeros were counted [B1G-M 8.NSO.1.6: leading zeros are never significant]</w:t>
             </w:r>
           </w:p>
         </w:tc>
@@ -4330,7 +4330,7 @@
                 <w:color w:val="1A1A1A"/>
                 <w:sz w:val="18"/>
               </w:rPr>
-              <w:t>(B) the trailing zero was dropped [8.NSO.1.6 clarification: a trailing zero after a decimal point is significant]; (C) one of the leading zeros was counted [8.NSO.1.6: leading zeros are never significant]; (D) only the nonzero digits were counted [8.NSO.1.6: a zero between nonzero digits is always significant]</w:t>
+              <w:t>(B) the trailing zero was dropped [B1G-M 8.NSO.1.6: a trailing zero after a decimal point is significant]; (C) one of the leading zeros was counted [B1G-M 8.NSO.1.6: leading zeros are never significant]; (D) only the nonzero digits were counted [B1G-M 8.NSO.1.6: a zero between nonzero digits is always significant]</w:t>
             </w:r>
           </w:p>
         </w:tc>

--- a/a7/packages/A7 Unit 4 - Solving Problems with Rational Numbers/Lesson Plans/A7 4.04  Lesson Plan.docx
+++ b/a7/packages/A7 Unit 4 - Solving Problems with Rational Numbers/Lesson Plans/A7 4.04  Lesson Plan.docx
@@ -4435,7 +4435,7 @@
                 <w:color w:val="1A1A1A"/>
                 <w:sz w:val="18"/>
               </w:rPr>
-              <w:t xml:space="preserve"> cm. Which is the area, written correctly?</w:t>
+              <w:t xml:space="preserve"> cm. Which is the area, to the correct significant digits?</w:t>
             </w:r>
           </w:p>
         </w:tc>
@@ -4526,7 +4526,7 @@
                 <w:color w:val="1A1A1A"/>
                 <w:sz w:val="18"/>
               </w:rPr>
-              <w:t>(B) the exact product, not reduced to the two significant digits the measurements carry [8.NSO.1.6 clarification]; (C) right value, but 26.1 is not less than 10 [B1G-M 8.NSO.1.5 misconception: leaving 12 × 10</w:t>
+              <w:t>(B) the exact product, not reduced to the two significant digits the measurements carry [8.NSO.1.6 clarification]; (C) the exact product, not reduced, and 26.1 is not less than 10 — two mistakes [B1G-M 8.NSO.1.5 misconception: leaving 12 × 10</w:t>
             </w:r>
             <w:r>
               <w:rPr>

--- a/a7/packages/A7 Unit 4 - Solving Problems with Rational Numbers/Lesson Plans/A7 4.04  Lesson Plan.docx
+++ b/a7/packages/A7 Unit 4 - Solving Problems with Rational Numbers/Lesson Plans/A7 4.04  Lesson Plan.docx
@@ -991,7 +991,7 @@
                 <w:color w:val="1A1A1A"/>
                 <w:sz w:val="20"/>
               </w:rPr>
-              <w:t>The whole period — every number on every surface today is a measured quantity, because the rule has no meaning without one.</w:t>
+              <w:t>Every problem from Notes II on — each number is a measured quantity with a unit, because the rule has no meaning without one.</w:t>
             </w:r>
           </w:p>
         </w:tc>
@@ -4163,7 +4163,7 @@
                 <w:color w:val="1A1A1A"/>
                 <w:sz w:val="18"/>
               </w:rPr>
-              <w:t xml:space="preserve"> — the arithmetic without the precision rule [8.NSO.1.6 clarification]; 3.0 × 10</w:t>
+              <w:t xml:space="preserve"> — the arithmetic without the precision rule [8.NSO.1.6 clarification]; 2.9 × 10</w:t>
             </w:r>
             <w:r>
               <w:rPr>
@@ -4182,26 +4182,7 @@
                 <w:color w:val="1A1A1A"/>
                 <w:sz w:val="18"/>
               </w:rPr>
-              <w:t xml:space="preserve"> written as 2.9 × 10</w:t>
-            </w:r>
-            <w:r>
-              <w:rPr>
-                <w:b w:val="0"/>
-                <w:i w:val="0"/>
-                <w:color w:val="1A1A1A"/>
-                <w:sz w:val="18"/>
-                <w:vertAlign w:val="superscript"/>
-              </w:rPr>
-              <w:t>3</w:t>
-            </w:r>
-            <w:r>
-              <w:rPr>
-                <w:b w:val="0"/>
-                <w:i w:val="0"/>
-                <w:color w:val="1A1A1A"/>
-                <w:sz w:val="18"/>
-              </w:rPr>
-              <w:t xml:space="preserve"> — rounded down from 2,971 [rounding to the hundreds place]</w:t>
+              <w:t xml:space="preserve"> — 2,971 rounded down instead of up [rounding to the hundreds place]</w:t>
             </w:r>
           </w:p>
         </w:tc>

--- a/a7/packages/A7 Unit 4 - Solving Problems with Rational Numbers/Lesson Plans/A7 4.04  Lesson Plan.docx
+++ b/a7/packages/A7 Unit 4 - Solving Problems with Rational Numbers/Lesson Plans/A7 4.04  Lesson Plan.docx
@@ -563,91 +563,134 @@
         </w:rPr>
       </w:r>
     </w:p>
+    <w:tbl>
+      <w:tblPr>
+        <w:tblLayout w:type="fixed"/>
+        <w:tblLook w:firstColumn="1" w:firstRow="1" w:lastColumn="0" w:lastRow="0" w:noHBand="0" w:noVBand="1" w:val="04A0"/>
+        <w:tblLayout w:type="fixed"/>
+        <w:tblW w:w="9360" w:type="dxa"/>
+      </w:tblPr>
+      <w:tblGrid>
+        <w:gridCol w:w="9360"/>
+      </w:tblGrid>
+      <w:tr>
+        <w:trPr>
+          <w:cantSplit/>
+        </w:trPr>
+        <w:tc>
+          <w:tcPr>
+            <w:tcW w:type="dxa" w:w="9360"/>
+            <w:tcBorders>
+              <w:top w:val="nil"/>
+              <w:left w:val="nil"/>
+              <w:bottom w:val="nil"/>
+              <w:right w:val="nil"/>
+            </w:tcBorders>
+            <w:tcMar>
+              <w:top w:w="0" w:type="dxa"/>
+              <w:left w:w="0" w:type="dxa"/>
+              <w:bottom w:w="0" w:type="dxa"/>
+              <w:right w:w="0" w:type="dxa"/>
+            </w:tcMar>
+          </w:tcPr>
+          <w:p>
+            <w:pPr>
+              <w:keepNext/>
+              <w:spacing w:before="200" w:after="120"/>
+              <w:pBdr>
+                <w:bottom w:val="single" w:sz="8" w:space="2" w:color="1A1A1A"/>
+              </w:pBdr>
+            </w:pPr>
+            <w:r>
+              <w:rPr>
+                <w:b/>
+                <w:i w:val="0"/>
+                <w:color w:val="1A1A1A"/>
+                <w:sz w:val="24"/>
+              </w:rPr>
+              <w:t>2.  Standards</w:t>
+            </w:r>
+          </w:p>
+          <w:p>
+            <w:pPr>
+              <w:spacing w:before="40" w:after="80"/>
+            </w:pPr>
+            <w:r>
+              <w:rPr>
+                <w:b/>
+                <w:i w:val="0"/>
+                <w:color w:val="1A1A1A"/>
+                <w:sz w:val="21"/>
+              </w:rPr>
+              <w:t>MA.8.NSO.1.6</w:t>
+            </w:r>
+            <w:r>
+              <w:rPr>
+                <w:b w:val="0"/>
+                <w:i w:val="0"/>
+                <w:color w:val="1A1A1A"/>
+                <w:sz w:val="21"/>
+              </w:rPr>
+              <w:t xml:space="preserve">  Solve real-world problems involving operations with numbers expressed in scientific notation.</w:t>
+            </w:r>
+          </w:p>
+          <w:p>
+            <w:pPr>
+              <w:spacing w:before="0" w:after="60"/>
+            </w:pPr>
+            <w:r>
+              <w:rPr>
+                <w:b/>
+                <w:i w:val="0"/>
+                <w:color w:val="1A1A1A"/>
+                <w:sz w:val="21"/>
+              </w:rPr>
+              <w:t>Must.</w:t>
+            </w:r>
+            <w:r>
+              <w:rPr>
+                <w:b w:val="0"/>
+                <w:i w:val="0"/>
+                <w:color w:val="1A1A1A"/>
+                <w:sz w:val="21"/>
+              </w:rPr>
+              <w:t xml:space="preserve">  Solve real-world problems with numbers in scientific notation, and recognise the importance of significant digits when physical measurements are involved.</w:t>
+            </w:r>
+          </w:p>
+          <w:p>
+            <w:pPr>
+              <w:spacing w:before="0" w:after="80"/>
+            </w:pPr>
+            <w:r>
+              <w:rPr>
+                <w:b/>
+                <w:i w:val="0"/>
+                <w:color w:val="1A1A1A"/>
+                <w:sz w:val="21"/>
+              </w:rPr>
+              <w:t>Must not.</w:t>
+            </w:r>
+            <w:r>
+              <w:rPr>
+                <w:b w:val="0"/>
+                <w:i w:val="0"/>
+                <w:color w:val="1A1A1A"/>
+                <w:sz w:val="21"/>
+              </w:rPr>
+              <w:t xml:space="preserve">  The within-2 exponent limit still applies to addition and subtraction here. Significant digits limit a reported answer; they never change the arithmetic, and a count is never a measurement.</w:t>
+            </w:r>
+          </w:p>
+        </w:tc>
+      </w:tr>
+    </w:tbl>
     <w:p>
       <w:pPr>
-        <w:keepNext/>
-        <w:spacing w:before="200" w:after="120"/>
-        <w:pBdr>
-          <w:bottom w:val="single" w:sz="8" w:space="2" w:color="1A1A1A"/>
-        </w:pBdr>
+        <w:spacing w:after="0" w:before="0" w:line="20" w:lineRule="exact"/>
       </w:pPr>
       <w:r>
         <w:rPr>
-          <w:b/>
-          <w:i w:val="0"/>
-          <w:color w:val="1A1A1A"/>
-          <w:sz w:val="24"/>
+          <w:sz w:val="2"/>
         </w:rPr>
-        <w:t>2.  Standards</w:t>
-      </w:r>
-    </w:p>
-    <w:p>
-      <w:pPr>
-        <w:spacing w:before="40" w:after="80"/>
-      </w:pPr>
-      <w:r>
-        <w:rPr>
-          <w:b/>
-          <w:i w:val="0"/>
-          <w:color w:val="1A1A1A"/>
-          <w:sz w:val="21"/>
-        </w:rPr>
-        <w:t>MA.8.NSO.1.6</w:t>
-      </w:r>
-      <w:r>
-        <w:rPr>
-          <w:b w:val="0"/>
-          <w:i w:val="0"/>
-          <w:color w:val="1A1A1A"/>
-          <w:sz w:val="21"/>
-        </w:rPr>
-        <w:t xml:space="preserve">  Solve real-world problems involving operations with numbers expressed in scientific notation.</w:t>
-      </w:r>
-    </w:p>
-    <w:p>
-      <w:pPr>
-        <w:spacing w:before="0" w:after="60"/>
-      </w:pPr>
-      <w:r>
-        <w:rPr>
-          <w:b/>
-          <w:i w:val="0"/>
-          <w:color w:val="1A1A1A"/>
-          <w:sz w:val="21"/>
-        </w:rPr>
-        <w:t>Must.</w:t>
-      </w:r>
-      <w:r>
-        <w:rPr>
-          <w:b w:val="0"/>
-          <w:i w:val="0"/>
-          <w:color w:val="1A1A1A"/>
-          <w:sz w:val="21"/>
-        </w:rPr>
-        <w:t xml:space="preserve">  Solve real-world problems with numbers in scientific notation, and recognise the importance of significant digits when physical measurements are involved.</w:t>
-      </w:r>
-    </w:p>
-    <w:p>
-      <w:pPr>
-        <w:spacing w:before="0" w:after="80"/>
-      </w:pPr>
-      <w:r>
-        <w:rPr>
-          <w:b/>
-          <w:i w:val="0"/>
-          <w:color w:val="1A1A1A"/>
-          <w:sz w:val="21"/>
-        </w:rPr>
-        <w:t>Must not.</w:t>
-      </w:r>
-      <w:r>
-        <w:rPr>
-          <w:b w:val="0"/>
-          <w:i w:val="0"/>
-          <w:color w:val="1A1A1A"/>
-          <w:sz w:val="21"/>
-        </w:rPr>
-        <w:t xml:space="preserve">  The within-2 exponent limit still applies to addition and subtraction here. Significant digits limit a reported answer; they never change the arithmetic, and a count is never a measurement.</w:t>
       </w:r>
     </w:p>
     <w:p>
@@ -719,6 +762,7 @@
           </w:tcPr>
           <w:p>
             <w:pPr>
+              <w:keepNext/>
               <w:spacing w:after="0"/>
               <w:jc w:val="center"/>
             </w:pPr>
@@ -752,6 +796,7 @@
           </w:tcPr>
           <w:p>
             <w:pPr>
+              <w:keepNext/>
               <w:spacing w:after="0"/>
               <w:jc w:val="center"/>
             </w:pPr>
@@ -785,6 +830,7 @@
           </w:tcPr>
           <w:p>
             <w:pPr>
+              <w:keepNext/>
               <w:spacing w:after="0"/>
               <w:jc w:val="center"/>
             </w:pPr>
@@ -1143,114 +1189,157 @@
         </w:rPr>
       </w:r>
     </w:p>
+    <w:tbl>
+      <w:tblPr>
+        <w:tblLayout w:type="fixed"/>
+        <w:tblLook w:firstColumn="1" w:firstRow="1" w:lastColumn="0" w:lastRow="0" w:noHBand="0" w:noVBand="1" w:val="04A0"/>
+        <w:tblLayout w:type="fixed"/>
+        <w:tblW w:w="9360" w:type="dxa"/>
+      </w:tblPr>
+      <w:tblGrid>
+        <w:gridCol w:w="9360"/>
+      </w:tblGrid>
+      <w:tr>
+        <w:trPr>
+          <w:cantSplit/>
+        </w:trPr>
+        <w:tc>
+          <w:tcPr>
+            <w:tcW w:type="dxa" w:w="9360"/>
+            <w:tcBorders>
+              <w:top w:val="nil"/>
+              <w:left w:val="nil"/>
+              <w:bottom w:val="nil"/>
+              <w:right w:val="nil"/>
+            </w:tcBorders>
+            <w:tcMar>
+              <w:top w:w="0" w:type="dxa"/>
+              <w:left w:w="0" w:type="dxa"/>
+              <w:bottom w:w="0" w:type="dxa"/>
+              <w:right w:w="0" w:type="dxa"/>
+            </w:tcMar>
+          </w:tcPr>
+          <w:p>
+            <w:pPr>
+              <w:keepNext/>
+              <w:spacing w:before="200" w:after="120"/>
+              <w:pBdr>
+                <w:bottom w:val="single" w:sz="8" w:space="2" w:color="1A1A1A"/>
+              </w:pBdr>
+            </w:pPr>
+            <w:r>
+              <w:rPr>
+                <w:b/>
+                <w:i w:val="0"/>
+                <w:color w:val="1A1A1A"/>
+                <w:sz w:val="24"/>
+              </w:rPr>
+              <w:t>4.  Learning Target and Essential Question</w:t>
+            </w:r>
+          </w:p>
+          <w:p>
+            <w:pPr>
+              <w:spacing w:before="40" w:after="60"/>
+            </w:pPr>
+            <w:r>
+              <w:rPr>
+                <w:b/>
+                <w:i w:val="0"/>
+                <w:color w:val="1A1A1A"/>
+                <w:sz w:val="21"/>
+              </w:rPr>
+              <w:t>Learning target.</w:t>
+            </w:r>
+            <w:r>
+              <w:rPr>
+                <w:b w:val="0"/>
+                <w:i w:val="0"/>
+                <w:color w:val="1A1A1A"/>
+                <w:sz w:val="21"/>
+              </w:rPr>
+              <w:t xml:space="preserve">  I can solve a real-world problem with numbers in scientific notation and report the answer with the right number of significant digits.</w:t>
+            </w:r>
+          </w:p>
+          <w:p>
+            <w:pPr>
+              <w:spacing w:before="0" w:after="60"/>
+            </w:pPr>
+            <w:r>
+              <w:rPr>
+                <w:b/>
+                <w:i w:val="0"/>
+                <w:color w:val="1A1A1A"/>
+                <w:sz w:val="21"/>
+              </w:rPr>
+              <w:t>Essential question.</w:t>
+            </w:r>
+            <w:r>
+              <w:rPr>
+                <w:b w:val="0"/>
+                <w:i w:val="0"/>
+                <w:color w:val="1A1A1A"/>
+                <w:sz w:val="21"/>
+              </w:rPr>
+              <w:t xml:space="preserve">  How much of an answer is worth writing down, when the numbers that produced it were measured?</w:t>
+            </w:r>
+          </w:p>
+          <w:p>
+            <w:pPr>
+              <w:spacing w:before="0" w:after="40"/>
+            </w:pPr>
+            <w:r>
+              <w:rPr>
+                <w:b/>
+                <w:i w:val="0"/>
+                <w:color w:val="1A1A1A"/>
+                <w:sz w:val="20"/>
+              </w:rPr>
+              <w:t>Building on.</w:t>
+            </w:r>
+            <w:r>
+              <w:rPr>
+                <w:b w:val="0"/>
+                <w:i w:val="0"/>
+                <w:color w:val="1A1A1A"/>
+                <w:sz w:val="20"/>
+              </w:rPr>
+              <w:t xml:space="preserve">  4.01–4.03 — all four operations in scientific notation; Grade 5 and 6 — place value and rounding to a named place.</w:t>
+            </w:r>
+          </w:p>
+          <w:p>
+            <w:pPr>
+              <w:spacing w:before="0" w:after="80"/>
+            </w:pPr>
+            <w:r>
+              <w:rPr>
+                <w:b/>
+                <w:i w:val="0"/>
+                <w:color w:val="1A1A1A"/>
+                <w:sz w:val="20"/>
+              </w:rPr>
+              <w:t>Working toward.</w:t>
+            </w:r>
+            <w:r>
+              <w:rPr>
+                <w:b w:val="0"/>
+                <w:i w:val="0"/>
+                <w:color w:val="1A1A1A"/>
+                <w:sz w:val="20"/>
+              </w:rPr>
+              <w:t xml:space="preserve">  4.05–4.08 — the order of operations with exponents and radicals; MA.912.GR.4 — measurement and precision in geometry.</w:t>
+            </w:r>
+          </w:p>
+        </w:tc>
+      </w:tr>
+    </w:tbl>
     <w:p>
       <w:pPr>
-        <w:keepNext/>
-        <w:spacing w:before="200" w:after="120"/>
-        <w:pBdr>
-          <w:bottom w:val="single" w:sz="8" w:space="2" w:color="1A1A1A"/>
-        </w:pBdr>
+        <w:spacing w:after="0" w:before="0" w:line="20" w:lineRule="exact"/>
       </w:pPr>
       <w:r>
         <w:rPr>
-          <w:b/>
-          <w:i w:val="0"/>
-          <w:color w:val="1A1A1A"/>
-          <w:sz w:val="24"/>
+          <w:sz w:val="2"/>
         </w:rPr>
-        <w:t>4.  Learning Target and Essential Question</w:t>
-      </w:r>
-    </w:p>
-    <w:p>
-      <w:pPr>
-        <w:spacing w:before="40" w:after="60"/>
-      </w:pPr>
-      <w:r>
-        <w:rPr>
-          <w:b/>
-          <w:i w:val="0"/>
-          <w:color w:val="1A1A1A"/>
-          <w:sz w:val="21"/>
-        </w:rPr>
-        <w:t>Learning target.</w:t>
-      </w:r>
-      <w:r>
-        <w:rPr>
-          <w:b w:val="0"/>
-          <w:i w:val="0"/>
-          <w:color w:val="1A1A1A"/>
-          <w:sz w:val="21"/>
-        </w:rPr>
-        <w:t xml:space="preserve">  I can solve a real-world problem with numbers in scientific notation and report the answer with the right number of significant digits.</w:t>
-      </w:r>
-    </w:p>
-    <w:p>
-      <w:pPr>
-        <w:spacing w:before="0" w:after="60"/>
-      </w:pPr>
-      <w:r>
-        <w:rPr>
-          <w:b/>
-          <w:i w:val="0"/>
-          <w:color w:val="1A1A1A"/>
-          <w:sz w:val="21"/>
-        </w:rPr>
-        <w:t>Essential question.</w:t>
-      </w:r>
-      <w:r>
-        <w:rPr>
-          <w:b w:val="0"/>
-          <w:i w:val="0"/>
-          <w:color w:val="1A1A1A"/>
-          <w:sz w:val="21"/>
-        </w:rPr>
-        <w:t xml:space="preserve">  How much of an answer is worth writing down, when the numbers that produced it were measured?</w:t>
-      </w:r>
-    </w:p>
-    <w:p>
-      <w:pPr>
-        <w:spacing w:before="0" w:after="40"/>
-      </w:pPr>
-      <w:r>
-        <w:rPr>
-          <w:b/>
-          <w:i w:val="0"/>
-          <w:color w:val="1A1A1A"/>
-          <w:sz w:val="20"/>
-        </w:rPr>
-        <w:t>Building on.</w:t>
-      </w:r>
-      <w:r>
-        <w:rPr>
-          <w:b w:val="0"/>
-          <w:i w:val="0"/>
-          <w:color w:val="1A1A1A"/>
-          <w:sz w:val="20"/>
-        </w:rPr>
-        <w:t xml:space="preserve">  4.01–4.03 — all four operations in scientific notation; Grade 5 and 6 — place value and rounding to a named place.</w:t>
-      </w:r>
-    </w:p>
-    <w:p>
-      <w:pPr>
-        <w:spacing w:before="0" w:after="80"/>
-      </w:pPr>
-      <w:r>
-        <w:rPr>
-          <w:b/>
-          <w:i w:val="0"/>
-          <w:color w:val="1A1A1A"/>
-          <w:sz w:val="20"/>
-        </w:rPr>
-        <w:t>Working toward.</w:t>
-      </w:r>
-      <w:r>
-        <w:rPr>
-          <w:b w:val="0"/>
-          <w:i w:val="0"/>
-          <w:color w:val="1A1A1A"/>
-          <w:sz w:val="20"/>
-        </w:rPr>
-        <w:t xml:space="preserve">  4.05–4.08 — the order of operations with exponents and radicals; MA.912.GR.4 — measurement and precision in geometry.</w:t>
       </w:r>
     </w:p>
     <w:p>
@@ -1323,6 +1412,7 @@
           </w:tcPr>
           <w:p>
             <w:pPr>
+              <w:keepNext/>
               <w:spacing w:after="0"/>
               <w:jc w:val="center"/>
             </w:pPr>
@@ -1356,6 +1446,7 @@
           </w:tcPr>
           <w:p>
             <w:pPr>
+              <w:keepNext/>
               <w:spacing w:after="0"/>
               <w:jc w:val="center"/>
             </w:pPr>
@@ -1389,6 +1480,7 @@
           </w:tcPr>
           <w:p>
             <w:pPr>
+              <w:keepNext/>
               <w:spacing w:after="0"/>
               <w:jc w:val="center"/>
             </w:pPr>
@@ -1422,6 +1514,7 @@
           </w:tcPr>
           <w:p>
             <w:pPr>
+              <w:keepNext/>
               <w:spacing w:after="0"/>
               <w:jc w:val="center"/>
             </w:pPr>
@@ -2849,91 +2942,134 @@
         </w:rPr>
       </w:r>
     </w:p>
+    <w:tbl>
+      <w:tblPr>
+        <w:tblLayout w:type="fixed"/>
+        <w:tblLook w:firstColumn="1" w:firstRow="1" w:lastColumn="0" w:lastRow="0" w:noHBand="0" w:noVBand="1" w:val="04A0"/>
+        <w:tblLayout w:type="fixed"/>
+        <w:tblW w:w="9360" w:type="dxa"/>
+      </w:tblPr>
+      <w:tblGrid>
+        <w:gridCol w:w="9360"/>
+      </w:tblGrid>
+      <w:tr>
+        <w:trPr>
+          <w:cantSplit/>
+        </w:trPr>
+        <w:tc>
+          <w:tcPr>
+            <w:tcW w:type="dxa" w:w="9360"/>
+            <w:tcBorders>
+              <w:top w:val="nil"/>
+              <w:left w:val="nil"/>
+              <w:bottom w:val="nil"/>
+              <w:right w:val="nil"/>
+            </w:tcBorders>
+            <w:tcMar>
+              <w:top w:w="0" w:type="dxa"/>
+              <w:left w:w="0" w:type="dxa"/>
+              <w:bottom w:w="0" w:type="dxa"/>
+              <w:right w:w="0" w:type="dxa"/>
+            </w:tcMar>
+          </w:tcPr>
+          <w:p>
+            <w:pPr>
+              <w:keepNext/>
+              <w:spacing w:before="200" w:after="120"/>
+              <w:pBdr>
+                <w:bottom w:val="single" w:sz="8" w:space="2" w:color="1A1A1A"/>
+              </w:pBdr>
+            </w:pPr>
+            <w:r>
+              <w:rPr>
+                <w:b/>
+                <w:i w:val="0"/>
+                <w:color w:val="1A1A1A"/>
+                <w:sz w:val="24"/>
+              </w:rPr>
+              <w:t>6.  Gradual Release</w:t>
+            </w:r>
+          </w:p>
+          <w:p>
+            <w:pPr>
+              <w:spacing w:before="40" w:after="60"/>
+            </w:pPr>
+            <w:r>
+              <w:rPr>
+                <w:b/>
+                <w:i w:val="0"/>
+                <w:color w:val="1A1A1A"/>
+                <w:sz w:val="21"/>
+              </w:rPr>
+              <w:t>I do.</w:t>
+            </w:r>
+            <w:r>
+              <w:rPr>
+                <w:b w:val="0"/>
+                <w:i w:val="0"/>
+                <w:color w:val="1A1A1A"/>
+                <w:sz w:val="21"/>
+              </w:rPr>
+              <w:t xml:space="preserve">  The Notes slides and the worked half of each Example: the teacher writes, the class copies, and the OFF line is said out loud rather than printed.</w:t>
+            </w:r>
+          </w:p>
+          <w:p>
+            <w:pPr>
+              <w:spacing w:before="0" w:after="60"/>
+            </w:pPr>
+            <w:r>
+              <w:rPr>
+                <w:b/>
+                <w:i w:val="0"/>
+                <w:color w:val="1A1A1A"/>
+                <w:sz w:val="21"/>
+              </w:rPr>
+              <w:t>We do.</w:t>
+            </w:r>
+            <w:r>
+              <w:rPr>
+                <w:b w:val="0"/>
+                <w:i w:val="0"/>
+                <w:color w:val="1A1A1A"/>
+                <w:sz w:val="21"/>
+              </w:rPr>
+              <w:t xml:space="preserve">  Each Example's Your Turn: the same steps on the student's own numbers, revealed and named a minute later.</w:t>
+            </w:r>
+          </w:p>
+          <w:p>
+            <w:pPr>
+              <w:spacing w:before="0" w:after="80"/>
+            </w:pPr>
+            <w:r>
+              <w:rPr>
+                <w:b/>
+                <w:i w:val="0"/>
+                <w:color w:val="1A1A1A"/>
+                <w:sz w:val="21"/>
+              </w:rPr>
+              <w:t>You do.</w:t>
+            </w:r>
+            <w:r>
+              <w:rPr>
+                <w:b w:val="0"/>
+                <w:i w:val="0"/>
+                <w:color w:val="1A1A1A"/>
+                <w:sz w:val="21"/>
+              </w:rPr>
+              <w:t xml:space="preserve">  The nine-question whiteboard round (12 minutes) and then the six-question independent set, silent and written.</w:t>
+            </w:r>
+          </w:p>
+        </w:tc>
+      </w:tr>
+    </w:tbl>
     <w:p>
       <w:pPr>
-        <w:keepNext/>
-        <w:spacing w:before="200" w:after="120"/>
-        <w:pBdr>
-          <w:bottom w:val="single" w:sz="8" w:space="2" w:color="1A1A1A"/>
-        </w:pBdr>
+        <w:spacing w:after="0" w:before="0" w:line="20" w:lineRule="exact"/>
       </w:pPr>
       <w:r>
         <w:rPr>
-          <w:b/>
-          <w:i w:val="0"/>
-          <w:color w:val="1A1A1A"/>
-          <w:sz w:val="24"/>
+          <w:sz w:val="2"/>
         </w:rPr>
-        <w:t>6.  Gradual Release</w:t>
-      </w:r>
-    </w:p>
-    <w:p>
-      <w:pPr>
-        <w:spacing w:before="40" w:after="60"/>
-      </w:pPr>
-      <w:r>
-        <w:rPr>
-          <w:b/>
-          <w:i w:val="0"/>
-          <w:color w:val="1A1A1A"/>
-          <w:sz w:val="21"/>
-        </w:rPr>
-        <w:t>I do.</w:t>
-      </w:r>
-      <w:r>
-        <w:rPr>
-          <w:b w:val="0"/>
-          <w:i w:val="0"/>
-          <w:color w:val="1A1A1A"/>
-          <w:sz w:val="21"/>
-        </w:rPr>
-        <w:t xml:space="preserve">  The Notes slides and the worked half of each Example: the teacher writes, the class copies, and the OFF line is said out loud rather than printed.</w:t>
-      </w:r>
-    </w:p>
-    <w:p>
-      <w:pPr>
-        <w:spacing w:before="0" w:after="60"/>
-      </w:pPr>
-      <w:r>
-        <w:rPr>
-          <w:b/>
-          <w:i w:val="0"/>
-          <w:color w:val="1A1A1A"/>
-          <w:sz w:val="21"/>
-        </w:rPr>
-        <w:t>We do.</w:t>
-      </w:r>
-      <w:r>
-        <w:rPr>
-          <w:b w:val="0"/>
-          <w:i w:val="0"/>
-          <w:color w:val="1A1A1A"/>
-          <w:sz w:val="21"/>
-        </w:rPr>
-        <w:t xml:space="preserve">  Each Example's Your Turn: the same steps on the student's own numbers, revealed and named a minute later.</w:t>
-      </w:r>
-    </w:p>
-    <w:p>
-      <w:pPr>
-        <w:spacing w:before="0" w:after="80"/>
-      </w:pPr>
-      <w:r>
-        <w:rPr>
-          <w:b/>
-          <w:i w:val="0"/>
-          <w:color w:val="1A1A1A"/>
-          <w:sz w:val="21"/>
-        </w:rPr>
-        <w:t>You do.</w:t>
-      </w:r>
-      <w:r>
-        <w:rPr>
-          <w:b w:val="0"/>
-          <w:i w:val="0"/>
-          <w:color w:val="1A1A1A"/>
-          <w:sz w:val="21"/>
-        </w:rPr>
-        <w:t xml:space="preserve">  The nine-question whiteboard round (12 minutes) and then the six-question independent set, silent and written.</w:t>
       </w:r>
     </w:p>
     <w:p>
@@ -2989,6 +3125,7 @@
           </w:tcPr>
           <w:p>
             <w:pPr>
+              <w:keepNext/>
               <w:spacing w:after="0"/>
               <w:jc w:val="center"/>
             </w:pPr>
@@ -3022,6 +3159,7 @@
           </w:tcPr>
           <w:p>
             <w:pPr>
+              <w:keepNext/>
               <w:spacing w:after="0"/>
               <w:jc w:val="center"/>
             </w:pPr>
@@ -3319,6 +3457,7 @@
           </w:tcPr>
           <w:p>
             <w:pPr>
+              <w:keepNext/>
               <w:spacing w:after="0"/>
               <w:jc w:val="center"/>
             </w:pPr>
@@ -3352,6 +3491,7 @@
           </w:tcPr>
           <w:p>
             <w:pPr>
+              <w:keepNext/>
               <w:spacing w:after="0"/>
               <w:jc w:val="center"/>
             </w:pPr>
@@ -3385,6 +3525,7 @@
           </w:tcPr>
           <w:p>
             <w:pPr>
+              <w:keepNext/>
               <w:spacing w:after="0"/>
               <w:jc w:val="center"/>
             </w:pPr>
@@ -3418,6 +3559,7 @@
           </w:tcPr>
           <w:p>
             <w:pPr>
+              <w:keepNext/>
               <w:spacing w:after="0"/>
               <w:jc w:val="center"/>
             </w:pPr>
@@ -5171,265 +5313,351 @@
         <w:t xml:space="preserve">  When a board splits — no option holding about two-thirds of the room — sixty seconds of “convince the person next to you”, then re-vote, then reveal. The minute comes out of the whiteboard remainder.</w:t>
       </w:r>
     </w:p>
+    <w:tbl>
+      <w:tblPr>
+        <w:tblLayout w:type="fixed"/>
+        <w:tblLook w:firstColumn="1" w:firstRow="1" w:lastColumn="0" w:lastRow="0" w:noHBand="0" w:noVBand="1" w:val="04A0"/>
+        <w:tblLayout w:type="fixed"/>
+        <w:tblW w:w="9360" w:type="dxa"/>
+      </w:tblPr>
+      <w:tblGrid>
+        <w:gridCol w:w="9360"/>
+      </w:tblGrid>
+      <w:tr>
+        <w:trPr>
+          <w:cantSplit/>
+        </w:trPr>
+        <w:tc>
+          <w:tcPr>
+            <w:tcW w:type="dxa" w:w="9360"/>
+            <w:tcBorders>
+              <w:top w:val="nil"/>
+              <w:left w:val="nil"/>
+              <w:bottom w:val="nil"/>
+              <w:right w:val="nil"/>
+            </w:tcBorders>
+            <w:tcMar>
+              <w:top w:w="0" w:type="dxa"/>
+              <w:left w:w="0" w:type="dxa"/>
+              <w:bottom w:w="0" w:type="dxa"/>
+              <w:right w:w="0" w:type="dxa"/>
+            </w:tcMar>
+          </w:tcPr>
+          <w:p>
+            <w:pPr>
+              <w:keepNext/>
+              <w:spacing w:before="200" w:after="120"/>
+              <w:pBdr>
+                <w:bottom w:val="single" w:sz="8" w:space="2" w:color="1A1A1A"/>
+              </w:pBdr>
+            </w:pPr>
+            <w:r>
+              <w:rPr>
+                <w:b/>
+                <w:i w:val="0"/>
+                <w:color w:val="1A1A1A"/>
+                <w:sz w:val="24"/>
+              </w:rPr>
+              <w:t>9.  Differentiation</w:t>
+            </w:r>
+          </w:p>
+          <w:p>
+            <w:pPr>
+              <w:spacing w:before="40" w:after="60"/>
+            </w:pPr>
+            <w:r>
+              <w:rPr>
+                <w:b/>
+                <w:i w:val="0"/>
+                <w:color w:val="1A1A1A"/>
+                <w:sz w:val="21"/>
+              </w:rPr>
+              <w:t>ESE / IEP.</w:t>
+            </w:r>
+            <w:r>
+              <w:rPr>
+                <w:b w:val="0"/>
+                <w:i w:val="0"/>
+                <w:color w:val="1A1A1A"/>
+                <w:sz w:val="21"/>
+              </w:rPr>
+              <w:t xml:space="preserve">  Give the four counting rules as a card with one worked number each, in the order of Notes I, and let it stay on the desk through the round. On every problem the student marks the significant digits on the two measurements before doing any arithmetic, so the count is decided before it is needed.</w:t>
+            </w:r>
+          </w:p>
+          <w:p>
+            <w:pPr>
+              <w:spacing w:before="0" w:after="60"/>
+            </w:pPr>
+            <w:r>
+              <w:rPr>
+                <w:b/>
+                <w:i w:val="0"/>
+                <w:color w:val="1A1A1A"/>
+                <w:sz w:val="21"/>
+              </w:rPr>
+              <w:t>ELL.</w:t>
+            </w:r>
+            <w:r>
+              <w:rPr>
+                <w:b w:val="0"/>
+                <w:i w:val="0"/>
+                <w:color w:val="1A1A1A"/>
+                <w:sz w:val="21"/>
+              </w:rPr>
+              <w:t xml:space="preserve">  Significant, precise and measurement are three words doing specific work today. Put MEASUREMENT = a number someone measured beside COUNT = a number someone counted, with 4.20 metres under one and 24 students under the other, and ask which kind each number is before every problem.</w:t>
+            </w:r>
+          </w:p>
+          <w:p>
+            <w:pPr>
+              <w:spacing w:before="0" w:after="80"/>
+            </w:pPr>
+            <w:r>
+              <w:rPr>
+                <w:b/>
+                <w:i w:val="0"/>
+                <w:color w:val="1A1A1A"/>
+                <w:sz w:val="21"/>
+              </w:rPr>
+              <w:t>Enrichment.</w:t>
+            </w:r>
+            <w:r>
+              <w:rPr>
+                <w:b w:val="0"/>
+                <w:i w:val="0"/>
+                <w:color w:val="1A1A1A"/>
+                <w:sz w:val="21"/>
+              </w:rPr>
+              <w:t xml:space="preserve">  Ask what 1,000 means when it is written with no decimal point — one significant digit or four — and how a scientist would write each of the two. Then ask why the state guide's own Puerto Rico item is genuinely ambiguous.</w:t>
+            </w:r>
+          </w:p>
+        </w:tc>
+      </w:tr>
+    </w:tbl>
     <w:p>
       <w:pPr>
-        <w:keepNext/>
-        <w:spacing w:before="200" w:after="120"/>
-        <w:pBdr>
-          <w:bottom w:val="single" w:sz="8" w:space="2" w:color="1A1A1A"/>
-        </w:pBdr>
+        <w:spacing w:after="0" w:before="0" w:line="20" w:lineRule="exact"/>
       </w:pPr>
       <w:r>
         <w:rPr>
-          <w:b/>
-          <w:i w:val="0"/>
-          <w:color w:val="1A1A1A"/>
-          <w:sz w:val="24"/>
+          <w:sz w:val="2"/>
         </w:rPr>
-        <w:t>9.  Differentiation</w:t>
       </w:r>
     </w:p>
+    <w:tbl>
+      <w:tblPr>
+        <w:tblLayout w:type="fixed"/>
+        <w:tblLook w:firstColumn="1" w:firstRow="1" w:lastColumn="0" w:lastRow="0" w:noHBand="0" w:noVBand="1" w:val="04A0"/>
+        <w:tblLayout w:type="fixed"/>
+        <w:tblW w:w="9360" w:type="dxa"/>
+      </w:tblPr>
+      <w:tblGrid>
+        <w:gridCol w:w="9360"/>
+      </w:tblGrid>
+      <w:tr>
+        <w:trPr>
+          <w:cantSplit/>
+        </w:trPr>
+        <w:tc>
+          <w:tcPr>
+            <w:tcW w:type="dxa" w:w="9360"/>
+            <w:tcBorders>
+              <w:top w:val="nil"/>
+              <w:left w:val="nil"/>
+              <w:bottom w:val="nil"/>
+              <w:right w:val="nil"/>
+            </w:tcBorders>
+            <w:tcMar>
+              <w:top w:w="0" w:type="dxa"/>
+              <w:left w:w="0" w:type="dxa"/>
+              <w:bottom w:w="0" w:type="dxa"/>
+              <w:right w:w="0" w:type="dxa"/>
+            </w:tcMar>
+          </w:tcPr>
+          <w:p>
+            <w:pPr>
+              <w:keepNext/>
+              <w:spacing w:before="200" w:after="120"/>
+              <w:pBdr>
+                <w:bottom w:val="single" w:sz="8" w:space="2" w:color="1A1A1A"/>
+              </w:pBdr>
+            </w:pPr>
+            <w:r>
+              <w:rPr>
+                <w:b/>
+                <w:i w:val="0"/>
+                <w:color w:val="1A1A1A"/>
+                <w:sz w:val="24"/>
+              </w:rPr>
+              <w:t>10.  Closure, Vocabulary, Materials, Practice</w:t>
+            </w:r>
+          </w:p>
+          <w:p>
+            <w:pPr>
+              <w:spacing w:before="40" w:after="60"/>
+            </w:pPr>
+            <w:r>
+              <w:rPr>
+                <w:b/>
+                <w:i w:val="0"/>
+                <w:color w:val="1A1A1A"/>
+                <w:sz w:val="21"/>
+              </w:rPr>
+              <w:t>Closure.</w:t>
+            </w:r>
+            <w:r>
+              <w:rPr>
+                <w:b w:val="0"/>
+                <w:i w:val="0"/>
+                <w:color w:val="1A1A1A"/>
+                <w:sz w:val="21"/>
+              </w:rPr>
+              <w:t xml:space="preserve">  Board 9 is written work and it is the exit evidence: the student has to say what the rule for a sum actually is, not only that Ellis used the wrong one, and give 1.240 × 10</w:t>
+            </w:r>
+            <w:r>
+              <w:rPr>
+                <w:b w:val="0"/>
+                <w:i w:val="0"/>
+                <w:color w:val="1A1A1A"/>
+                <w:sz w:val="21"/>
+                <w:vertAlign w:val="superscript"/>
+              </w:rPr>
+              <w:t>3</w:t>
+            </w:r>
+            <w:r>
+              <w:rPr>
+                <w:b w:val="0"/>
+                <w:i w:val="0"/>
+                <w:color w:val="1A1A1A"/>
+                <w:sz w:val="21"/>
+              </w:rPr>
+              <w:t>. Read the boards, not the papers.</w:t>
+            </w:r>
+          </w:p>
+          <w:p>
+            <w:pPr>
+              <w:spacing w:before="0" w:after="60"/>
+            </w:pPr>
+            <w:r>
+              <w:rPr>
+                <w:b/>
+                <w:i w:val="0"/>
+                <w:color w:val="1A1A1A"/>
+                <w:sz w:val="21"/>
+              </w:rPr>
+              <w:t>Vocabulary.</w:t>
+            </w:r>
+            <w:r>
+              <w:rPr>
+                <w:b w:val="0"/>
+                <w:i w:val="0"/>
+                <w:color w:val="1A1A1A"/>
+                <w:sz w:val="21"/>
+              </w:rPr>
+              <w:t xml:space="preserve">  </w:t>
+            </w:r>
+            <w:r>
+              <w:rPr>
+                <w:b/>
+                <w:i w:val="0"/>
+                <w:color w:val="0B5394"/>
+                <w:sz w:val="21"/>
+              </w:rPr>
+              <w:t>significant digits</w:t>
+            </w:r>
+            <w:r>
+              <w:rPr>
+                <w:b w:val="0"/>
+                <w:i w:val="0"/>
+                <w:color w:val="1A1A1A"/>
+                <w:sz w:val="21"/>
+              </w:rPr>
+              <w:t xml:space="preserve">; </w:t>
+            </w:r>
+            <w:r>
+              <w:rPr>
+                <w:b/>
+                <w:i w:val="0"/>
+                <w:color w:val="0B5394"/>
+                <w:sz w:val="21"/>
+              </w:rPr>
+              <w:t>leading zero</w:t>
+            </w:r>
+            <w:r>
+              <w:rPr>
+                <w:b w:val="0"/>
+                <w:i w:val="0"/>
+                <w:color w:val="1A1A1A"/>
+                <w:sz w:val="21"/>
+              </w:rPr>
+              <w:t xml:space="preserve">; </w:t>
+            </w:r>
+            <w:r>
+              <w:rPr>
+                <w:b/>
+                <w:i w:val="0"/>
+                <w:color w:val="0B5394"/>
+                <w:sz w:val="21"/>
+              </w:rPr>
+              <w:t>measurement</w:t>
+            </w:r>
+          </w:p>
+          <w:p>
+            <w:pPr>
+              <w:spacing w:before="0" w:after="60"/>
+            </w:pPr>
+            <w:r>
+              <w:rPr>
+                <w:b/>
+                <w:i w:val="0"/>
+                <w:color w:val="1A1A1A"/>
+                <w:sz w:val="21"/>
+              </w:rPr>
+              <w:t>Materials.</w:t>
+            </w:r>
+            <w:r>
+              <w:rPr>
+                <w:b w:val="0"/>
+                <w:i w:val="0"/>
+                <w:color w:val="1A1A1A"/>
+                <w:sz w:val="21"/>
+              </w:rPr>
+              <w:t xml:space="preserve">  Whiteboards and markers. Calculators are allowed on everything and are genuinely useful today, because the point of the lesson is what to do with a long display rather than how to produce one.</w:t>
+            </w:r>
+          </w:p>
+          <w:p>
+            <w:pPr>
+              <w:spacing w:before="0" w:after="80"/>
+            </w:pPr>
+            <w:r>
+              <w:rPr>
+                <w:b/>
+                <w:i w:val="0"/>
+                <w:color w:val="1A1A1A"/>
+                <w:sz w:val="21"/>
+              </w:rPr>
+              <w:t>Practice.</w:t>
+            </w:r>
+            <w:r>
+              <w:rPr>
+                <w:b w:val="0"/>
+                <w:i w:val="0"/>
+                <w:color w:val="1A1A1A"/>
+                <w:sz w:val="21"/>
+              </w:rPr>
+              <w:t xml:space="preserve">  The six-question independent set is worked silently in class; whatever is not finished goes home. IXL, all skills required to a SmartScore of 67, due at the start of the next class: Add, subtract, multiply, and divide numbers written in scientific notation: word problems — D5S.</w:t>
+            </w:r>
+          </w:p>
+        </w:tc>
+      </w:tr>
+    </w:tbl>
     <w:p>
       <w:pPr>
-        <w:spacing w:before="40" w:after="60"/>
+        <w:spacing w:after="0" w:before="0" w:line="20" w:lineRule="exact"/>
       </w:pPr>
       <w:r>
         <w:rPr>
-          <w:b/>
-          <w:i w:val="0"/>
-          <w:color w:val="1A1A1A"/>
-          <w:sz w:val="21"/>
+          <w:sz w:val="2"/>
         </w:rPr>
-        <w:t>ESE / IEP.</w:t>
-      </w:r>
-      <w:r>
-        <w:rPr>
-          <w:b w:val="0"/>
-          <w:i w:val="0"/>
-          <w:color w:val="1A1A1A"/>
-          <w:sz w:val="21"/>
-        </w:rPr>
-        <w:t xml:space="preserve">  Give the four counting rules as a card with one worked number each, in the order of Notes I, and let it stay on the desk through the round. On every problem the student marks the significant digits on the two measurements before doing any arithmetic, so the count is decided before it is needed.</w:t>
-      </w:r>
-    </w:p>
-    <w:p>
-      <w:pPr>
-        <w:spacing w:before="0" w:after="60"/>
-      </w:pPr>
-      <w:r>
-        <w:rPr>
-          <w:b/>
-          <w:i w:val="0"/>
-          <w:color w:val="1A1A1A"/>
-          <w:sz w:val="21"/>
-        </w:rPr>
-        <w:t>ELL.</w:t>
-      </w:r>
-      <w:r>
-        <w:rPr>
-          <w:b w:val="0"/>
-          <w:i w:val="0"/>
-          <w:color w:val="1A1A1A"/>
-          <w:sz w:val="21"/>
-        </w:rPr>
-        <w:t xml:space="preserve">  Significant, precise and measurement are three words doing specific work today. Put MEASUREMENT = a number someone measured beside COUNT = a number someone counted, with 4.20 metres under one and 24 students under the other, and ask which kind each number is before every problem.</w:t>
-      </w:r>
-    </w:p>
-    <w:p>
-      <w:pPr>
-        <w:spacing w:before="0" w:after="80"/>
-      </w:pPr>
-      <w:r>
-        <w:rPr>
-          <w:b/>
-          <w:i w:val="0"/>
-          <w:color w:val="1A1A1A"/>
-          <w:sz w:val="21"/>
-        </w:rPr>
-        <w:t>Enrichment.</w:t>
-      </w:r>
-      <w:r>
-        <w:rPr>
-          <w:b w:val="0"/>
-          <w:i w:val="0"/>
-          <w:color w:val="1A1A1A"/>
-          <w:sz w:val="21"/>
-        </w:rPr>
-        <w:t xml:space="preserve">  Ask what 1,000 means when it is written with no decimal point — one significant digit or four — and how a scientist would write each of the two. Then ask why the state guide's own Puerto Rico item is genuinely ambiguous.</w:t>
-      </w:r>
-    </w:p>
-    <w:p>
-      <w:pPr>
-        <w:keepNext/>
-        <w:spacing w:before="200" w:after="120"/>
-        <w:pBdr>
-          <w:bottom w:val="single" w:sz="8" w:space="2" w:color="1A1A1A"/>
-        </w:pBdr>
-      </w:pPr>
-      <w:r>
-        <w:rPr>
-          <w:b/>
-          <w:i w:val="0"/>
-          <w:color w:val="1A1A1A"/>
-          <w:sz w:val="24"/>
-        </w:rPr>
-        <w:t>10.  Closure, Vocabulary, Materials, Practice</w:t>
-      </w:r>
-    </w:p>
-    <w:p>
-      <w:pPr>
-        <w:spacing w:before="40" w:after="60"/>
-      </w:pPr>
-      <w:r>
-        <w:rPr>
-          <w:b/>
-          <w:i w:val="0"/>
-          <w:color w:val="1A1A1A"/>
-          <w:sz w:val="21"/>
-        </w:rPr>
-        <w:t>Closure.</w:t>
-      </w:r>
-      <w:r>
-        <w:rPr>
-          <w:b w:val="0"/>
-          <w:i w:val="0"/>
-          <w:color w:val="1A1A1A"/>
-          <w:sz w:val="21"/>
-        </w:rPr>
-        <w:t xml:space="preserve">  Board 9 is written work and it is the exit evidence: the student has to say what the rule for a sum actually is, not only that Ellis used the wrong one, and give 1.240 × 10</w:t>
-      </w:r>
-      <w:r>
-        <w:rPr>
-          <w:b w:val="0"/>
-          <w:i w:val="0"/>
-          <w:color w:val="1A1A1A"/>
-          <w:sz w:val="21"/>
-          <w:vertAlign w:val="superscript"/>
-        </w:rPr>
-        <w:t>3</w:t>
-      </w:r>
-      <w:r>
-        <w:rPr>
-          <w:b w:val="0"/>
-          <w:i w:val="0"/>
-          <w:color w:val="1A1A1A"/>
-          <w:sz w:val="21"/>
-        </w:rPr>
-        <w:t>. Read the boards, not the papers.</w:t>
-      </w:r>
-    </w:p>
-    <w:p>
-      <w:pPr>
-        <w:spacing w:before="0" w:after="60"/>
-      </w:pPr>
-      <w:r>
-        <w:rPr>
-          <w:b/>
-          <w:i w:val="0"/>
-          <w:color w:val="1A1A1A"/>
-          <w:sz w:val="21"/>
-        </w:rPr>
-        <w:t>Vocabulary.</w:t>
-      </w:r>
-      <w:r>
-        <w:rPr>
-          <w:b w:val="0"/>
-          <w:i w:val="0"/>
-          <w:color w:val="1A1A1A"/>
-          <w:sz w:val="21"/>
-        </w:rPr>
-        <w:t xml:space="preserve">  </w:t>
-      </w:r>
-      <w:r>
-        <w:rPr>
-          <w:b/>
-          <w:i w:val="0"/>
-          <w:color w:val="0B5394"/>
-          <w:sz w:val="21"/>
-        </w:rPr>
-        <w:t>significant digits</w:t>
-      </w:r>
-      <w:r>
-        <w:rPr>
-          <w:b w:val="0"/>
-          <w:i w:val="0"/>
-          <w:color w:val="1A1A1A"/>
-          <w:sz w:val="21"/>
-        </w:rPr>
-        <w:t xml:space="preserve">; </w:t>
-      </w:r>
-      <w:r>
-        <w:rPr>
-          <w:b/>
-          <w:i w:val="0"/>
-          <w:color w:val="0B5394"/>
-          <w:sz w:val="21"/>
-        </w:rPr>
-        <w:t>leading zero</w:t>
-      </w:r>
-      <w:r>
-        <w:rPr>
-          <w:b w:val="0"/>
-          <w:i w:val="0"/>
-          <w:color w:val="1A1A1A"/>
-          <w:sz w:val="21"/>
-        </w:rPr>
-        <w:t xml:space="preserve">; </w:t>
-      </w:r>
-      <w:r>
-        <w:rPr>
-          <w:b/>
-          <w:i w:val="0"/>
-          <w:color w:val="0B5394"/>
-          <w:sz w:val="21"/>
-        </w:rPr>
-        <w:t>measurement</w:t>
-      </w:r>
-    </w:p>
-    <w:p>
-      <w:pPr>
-        <w:spacing w:before="0" w:after="60"/>
-      </w:pPr>
-      <w:r>
-        <w:rPr>
-          <w:b/>
-          <w:i w:val="0"/>
-          <w:color w:val="1A1A1A"/>
-          <w:sz w:val="21"/>
-        </w:rPr>
-        <w:t>Materials.</w:t>
-      </w:r>
-      <w:r>
-        <w:rPr>
-          <w:b w:val="0"/>
-          <w:i w:val="0"/>
-          <w:color w:val="1A1A1A"/>
-          <w:sz w:val="21"/>
-        </w:rPr>
-        <w:t xml:space="preserve">  Whiteboards and markers. Calculators are allowed on everything and are genuinely useful today, because the point of the lesson is what to do with a long display rather than how to produce one.</w:t>
-      </w:r>
-    </w:p>
-    <w:p>
-      <w:pPr>
-        <w:spacing w:before="0" w:after="80"/>
-      </w:pPr>
-      <w:r>
-        <w:rPr>
-          <w:b/>
-          <w:i w:val="0"/>
-          <w:color w:val="1A1A1A"/>
-          <w:sz w:val="21"/>
-        </w:rPr>
-        <w:t>Practice.</w:t>
-      </w:r>
-      <w:r>
-        <w:rPr>
-          <w:b w:val="0"/>
-          <w:i w:val="0"/>
-          <w:color w:val="1A1A1A"/>
-          <w:sz w:val="21"/>
-        </w:rPr>
-        <w:t xml:space="preserve">  The six-question independent set is worked silently in class; whatever is not finished goes home. IXL, all skills required to a SmartScore of 67, due at the start of the next class: Add, subtract, multiply, and divide numbers written in scientific notation: word problems — D5S.</w:t>
       </w:r>
     </w:p>
     <w:sectPr>

--- a/a7/packages/A7 Unit 4 - Solving Problems with Rational Numbers/Lesson Plans/A7 4.04  Lesson Plan.docx
+++ b/a7/packages/A7 Unit 4 - Solving Problems with Rational Numbers/Lesson Plans/A7 4.04  Lesson Plan.docx
@@ -4453,7 +4453,7 @@
                 <w:color w:val="1A1A1A"/>
                 <w:sz w:val="18"/>
               </w:rPr>
-              <w:t>(B) the trailing zero was dropped [B1G-M 8.NSO.1.6: a trailing zero after a decimal point is significant]; (C) one of the leading zeros was counted [B1G-M 8.NSO.1.6: leading zeros are never significant]; (D) only the nonzero digits were counted [B1G-M 8.NSO.1.6: a zero between nonzero digits is always significant]</w:t>
+              <w:t>(B) only the nonzero digits were counted [B1G-M 8.NSO.1.6: a zero between nonzero digits is always significant]; (C) one of the leading zeros was counted [B1G-M 8.NSO.1.6: leading zeros are never significant]; (D) the trailing zero was dropped [B1G-M 8.NSO.1.6: a trailing zero after a decimal point is significant]</w:t>
             </w:r>
           </w:p>
         </w:tc>
@@ -4589,7 +4589,7 @@
                 <w:color w:val="9E1B32"/>
                 <w:sz w:val="18"/>
               </w:rPr>
-              <w:t>A — 2.6 × 10</w:t>
+              <w:t>B — 2.6 × 10</w:t>
             </w:r>
             <w:r>
               <w:rPr>
@@ -4649,7 +4649,7 @@
                 <w:color w:val="1A1A1A"/>
                 <w:sz w:val="18"/>
               </w:rPr>
-              <w:t>(B) the exact product, not reduced to the two significant digits the measurements carry [8.NSO.1.6 clarification]; (C) the exact product, not reduced, and 26.1 is not less than 10 — two mistakes [B1G-M 8.NSO.1.5 misconception: leaving 12 × 10</w:t>
+              <w:t>(A) the exact product, not reduced, and 26.1 is not less than 10 — two mistakes [B1G-M 8.NSO.1.5 misconception: leaving 12 × 10</w:t>
             </w:r>
             <w:r>
               <w:rPr>
@@ -4687,7 +4687,7 @@
                 <w:color w:val="1A1A1A"/>
                 <w:sz w:val="18"/>
               </w:rPr>
-              <w:t>]; (D) the exponent was not raised when the coefficient was repaired [8.NSO.1.5: point one place left, exponent up one]</w:t>
+              <w:t>]; (C) the exponent was not raised when the coefficient was repaired [8.NSO.1.5: point one place left, exponent up one]; (D) the exact product, not reduced to the two significant digits the measurements carry [8.NSO.1.6 clarification]</w:t>
             </w:r>
           </w:p>
         </w:tc>

--- a/a7/packages/A7 Unit 4 - Solving Problems with Rational Numbers/Lesson Plans/A7 4.04  Lesson Plan.docx
+++ b/a7/packages/A7 Unit 4 - Solving Problems with Rational Numbers/Lesson Plans/A7 4.04  Lesson Plan.docx
@@ -3804,7 +3804,7 @@
                 <w:color w:val="1A1A1A"/>
                 <w:sz w:val="18"/>
               </w:rPr>
-              <w:t xml:space="preserve"> m. The pond is 3 metres deep. What is the surface area, to the right number of significant digits?</w:t>
+              <w:t xml:space="preserve"> m. The pond is 3 meters deep. Find the surface area. Round to the correct number of significant digits.</w:t>
             </w:r>
           </w:p>
         </w:tc>
@@ -3854,7 +3854,7 @@
                 <w:color w:val="9E1B32"/>
                 <w:sz w:val="18"/>
               </w:rPr>
-              <w:t xml:space="preserve"> square metres</w:t>
+              <w:t xml:space="preserve"> square meters</w:t>
             </w:r>
           </w:p>
         </w:tc>
@@ -4205,7 +4205,7 @@
                 <w:color w:val="1A1A1A"/>
                 <w:sz w:val="18"/>
               </w:rPr>
-              <w:t>) metres, both measured. Write the sum with the correct precision.</w:t>
+              <w:t>) meters, both measured. Write the sum with the correct precision.</w:t>
             </w:r>
           </w:p>
         </w:tc>
@@ -5404,7 +5404,7 @@
                 <w:color w:val="1A1A1A"/>
                 <w:sz w:val="21"/>
               </w:rPr>
-              <w:t xml:space="preserve">  Significant, precise and measurement are three words doing specific work today. Put MEASUREMENT = a number someone measured beside COUNT = a number someone counted, with 4.20 metres under one and 24 students under the other, and ask which kind each number is before every problem.</w:t>
+              <w:t xml:space="preserve">  Significant, precise and measurement are three words doing specific work today. Put MEASUREMENT = a number someone measured beside COUNT = a number someone counted, with 4.20 meters under one and 24 students under the other, and ask which kind each number is before every problem.</w:t>
             </w:r>
           </w:p>
           <w:p>
